--- a/chatbot/backend/data/PREGUNTAS DE SOVIO.docx
+++ b/chatbot/backend/data/PREGUNTAS DE SOVIO.docx
@@ -6,17 +6,13 @@
       <w:pPr>
         <w:rPr>
           <w:rFonts w:ascii="Times New Roman" w:hAnsi="Times New Roman" w:cs="Times New Roman"/>
-          <w:b/>
-          <w:bCs/>
-          <w:sz w:val="24"/>
-          <w:szCs w:val="24"/>
-        </w:rPr>
-      </w:pPr>
-      <w:r>
-        <w:rPr>
-          <w:rFonts w:ascii="Times New Roman" w:hAnsi="Times New Roman" w:cs="Times New Roman"/>
-          <w:b/>
-          <w:bCs/>
+          <w:sz w:val="24"/>
+          <w:szCs w:val="24"/>
+        </w:rPr>
+      </w:pPr>
+      <w:r>
+        <w:rPr>
+          <w:rFonts w:ascii="Times New Roman" w:hAnsi="Times New Roman" w:cs="Times New Roman"/>
           <w:sz w:val="24"/>
           <w:szCs w:val="24"/>
         </w:rPr>
@@ -27,28 +23,22 @@
       <w:pPr>
         <w:rPr>
           <w:rFonts w:ascii="Times New Roman" w:hAnsi="Times New Roman" w:cs="Times New Roman"/>
-          <w:b/>
-          <w:bCs/>
-          <w:sz w:val="24"/>
-          <w:szCs w:val="24"/>
-        </w:rPr>
-      </w:pPr>
-    </w:p>
-    <w:p>
-      <w:pPr>
-        <w:rPr>
-          <w:rFonts w:ascii="Times New Roman" w:hAnsi="Times New Roman" w:cs="Times New Roman"/>
-          <w:b/>
-          <w:bCs/>
-          <w:sz w:val="24"/>
-          <w:szCs w:val="24"/>
-        </w:rPr>
-      </w:pPr>
-      <w:r>
-        <w:rPr>
-          <w:rFonts w:ascii="Times New Roman" w:hAnsi="Times New Roman" w:cs="Times New Roman"/>
-          <w:b/>
-          <w:bCs/>
+          <w:sz w:val="24"/>
+          <w:szCs w:val="24"/>
+        </w:rPr>
+      </w:pPr>
+    </w:p>
+    <w:p>
+      <w:pPr>
+        <w:rPr>
+          <w:rFonts w:ascii="Times New Roman" w:hAnsi="Times New Roman" w:cs="Times New Roman"/>
+          <w:sz w:val="24"/>
+          <w:szCs w:val="24"/>
+        </w:rPr>
+      </w:pPr>
+      <w:r>
+        <w:rPr>
+          <w:rFonts w:ascii="Times New Roman" w:hAnsi="Times New Roman" w:cs="Times New Roman"/>
           <w:sz w:val="24"/>
           <w:szCs w:val="24"/>
         </w:rPr>
@@ -59,17 +49,13 @@
       <w:pPr>
         <w:rPr>
           <w:rFonts w:ascii="Times New Roman" w:hAnsi="Times New Roman" w:cs="Times New Roman"/>
-          <w:b/>
-          <w:bCs/>
-          <w:sz w:val="24"/>
-          <w:szCs w:val="24"/>
-        </w:rPr>
-      </w:pPr>
-      <w:r>
-        <w:rPr>
-          <w:rFonts w:ascii="Times New Roman" w:hAnsi="Times New Roman" w:cs="Times New Roman"/>
-          <w:b/>
-          <w:bCs/>
+          <w:sz w:val="24"/>
+          <w:szCs w:val="24"/>
+        </w:rPr>
+      </w:pPr>
+      <w:r>
+        <w:rPr>
+          <w:rFonts w:ascii="Times New Roman" w:hAnsi="Times New Roman" w:cs="Times New Roman"/>
           <w:sz w:val="24"/>
           <w:szCs w:val="24"/>
         </w:rPr>
@@ -80,28 +66,22 @@
       <w:pPr>
         <w:rPr>
           <w:rFonts w:ascii="Times New Roman" w:hAnsi="Times New Roman" w:cs="Times New Roman"/>
-          <w:b/>
-          <w:bCs/>
-          <w:sz w:val="24"/>
-          <w:szCs w:val="24"/>
-        </w:rPr>
-      </w:pPr>
-    </w:p>
-    <w:p>
-      <w:pPr>
-        <w:rPr>
-          <w:rFonts w:ascii="Times New Roman" w:hAnsi="Times New Roman" w:cs="Times New Roman"/>
-          <w:b/>
-          <w:bCs/>
-          <w:sz w:val="24"/>
-          <w:szCs w:val="24"/>
-        </w:rPr>
-      </w:pPr>
-      <w:r>
-        <w:rPr>
-          <w:rFonts w:ascii="Times New Roman" w:hAnsi="Times New Roman" w:cs="Times New Roman"/>
-          <w:b/>
-          <w:bCs/>
+          <w:sz w:val="24"/>
+          <w:szCs w:val="24"/>
+        </w:rPr>
+      </w:pPr>
+    </w:p>
+    <w:p>
+      <w:pPr>
+        <w:rPr>
+          <w:rFonts w:ascii="Times New Roman" w:hAnsi="Times New Roman" w:cs="Times New Roman"/>
+          <w:sz w:val="24"/>
+          <w:szCs w:val="24"/>
+        </w:rPr>
+      </w:pPr>
+      <w:r>
+        <w:rPr>
+          <w:rFonts w:ascii="Times New Roman" w:hAnsi="Times New Roman" w:cs="Times New Roman"/>
           <w:sz w:val="24"/>
           <w:szCs w:val="24"/>
         </w:rPr>
@@ -112,28 +92,22 @@
       <w:pPr>
         <w:rPr>
           <w:rFonts w:ascii="Times New Roman" w:hAnsi="Times New Roman" w:cs="Times New Roman"/>
-          <w:b/>
-          <w:bCs/>
-          <w:sz w:val="24"/>
-          <w:szCs w:val="24"/>
-        </w:rPr>
-      </w:pPr>
-    </w:p>
-    <w:p>
-      <w:pPr>
-        <w:rPr>
-          <w:rFonts w:ascii="Times New Roman" w:hAnsi="Times New Roman" w:cs="Times New Roman"/>
-          <w:b/>
-          <w:bCs/>
-          <w:sz w:val="24"/>
-          <w:szCs w:val="24"/>
-        </w:rPr>
-      </w:pPr>
-      <w:r>
-        <w:rPr>
-          <w:rFonts w:ascii="Times New Roman" w:hAnsi="Times New Roman" w:cs="Times New Roman"/>
-          <w:b/>
-          <w:bCs/>
+          <w:sz w:val="24"/>
+          <w:szCs w:val="24"/>
+        </w:rPr>
+      </w:pPr>
+    </w:p>
+    <w:p>
+      <w:pPr>
+        <w:rPr>
+          <w:rFonts w:ascii="Times New Roman" w:hAnsi="Times New Roman" w:cs="Times New Roman"/>
+          <w:sz w:val="24"/>
+          <w:szCs w:val="24"/>
+        </w:rPr>
+      </w:pPr>
+      <w:r>
+        <w:rPr>
+          <w:rFonts w:ascii="Times New Roman" w:hAnsi="Times New Roman" w:cs="Times New Roman"/>
           <w:sz w:val="24"/>
           <w:szCs w:val="24"/>
         </w:rPr>
@@ -144,157 +118,73 @@
       <w:pPr>
         <w:rPr>
           <w:rFonts w:ascii="Times New Roman" w:hAnsi="Times New Roman" w:cs="Times New Roman"/>
-          <w:b/>
-          <w:bCs/>
-          <w:sz w:val="24"/>
-          <w:szCs w:val="24"/>
-        </w:rPr>
-      </w:pPr>
-      <w:r>
-        <w:rPr>
-          <w:rFonts w:ascii="Times New Roman" w:hAnsi="Times New Roman" w:cs="Times New Roman"/>
-          <w:b/>
-          <w:bCs/>
-          <w:sz w:val="24"/>
-          <w:szCs w:val="24"/>
-        </w:rPr>
-        <w:t xml:space="preserve">* **Edad </w:t>
-      </w:r>
-      <w:proofErr w:type="gramStart"/>
-      <w:r>
-        <w:rPr>
-          <w:rFonts w:ascii="Times New Roman" w:hAnsi="Times New Roman" w:cs="Times New Roman"/>
-          <w:b/>
-          <w:bCs/>
-          <w:sz w:val="24"/>
-          <w:szCs w:val="24"/>
-        </w:rPr>
-        <w:t>permitida:*</w:t>
-      </w:r>
-      <w:proofErr w:type="gramEnd"/>
-      <w:r>
-        <w:rPr>
-          <w:rFonts w:ascii="Times New Roman" w:hAnsi="Times New Roman" w:cs="Times New Roman"/>
-          <w:b/>
-          <w:bCs/>
-          <w:sz w:val="24"/>
-          <w:szCs w:val="24"/>
-        </w:rPr>
-        <w:t>* Está dirigido principalmente a jóvenes de entre 16 y 24 años de edad. La edad máxima de atención es de 24 años.</w:t>
-      </w:r>
-    </w:p>
-    <w:p>
-      <w:pPr>
-        <w:rPr>
-          <w:rFonts w:ascii="Times New Roman" w:hAnsi="Times New Roman" w:cs="Times New Roman"/>
-          <w:b/>
-          <w:bCs/>
-          <w:sz w:val="24"/>
-          <w:szCs w:val="24"/>
-        </w:rPr>
-      </w:pPr>
-      <w:r>
-        <w:rPr>
-          <w:rFonts w:ascii="Times New Roman" w:hAnsi="Times New Roman" w:cs="Times New Roman"/>
-          <w:b/>
-          <w:bCs/>
-          <w:sz w:val="24"/>
-          <w:szCs w:val="24"/>
-        </w:rPr>
-        <w:t xml:space="preserve">* **Perfil de usuario </w:t>
-      </w:r>
-      <w:proofErr w:type="gramStart"/>
-      <w:r>
-        <w:rPr>
-          <w:rFonts w:ascii="Times New Roman" w:hAnsi="Times New Roman" w:cs="Times New Roman"/>
-          <w:b/>
-          <w:bCs/>
-          <w:sz w:val="24"/>
-          <w:szCs w:val="24"/>
-        </w:rPr>
-        <w:t>escolar:*</w:t>
-      </w:r>
-      <w:proofErr w:type="gramEnd"/>
-      <w:r>
-        <w:rPr>
-          <w:rFonts w:ascii="Times New Roman" w:hAnsi="Times New Roman" w:cs="Times New Roman"/>
-          <w:b/>
-          <w:bCs/>
-          <w:sz w:val="24"/>
-          <w:szCs w:val="24"/>
-        </w:rPr>
-        <w:t>* Enfocado de manera especial en estudiantes de cuarto (4.°) y quinto (5.°) grado de educación secundaria, así como en jóvenes próximos a iniciar o continuar su educación superior.</w:t>
-      </w:r>
-    </w:p>
-    <w:p>
-      <w:pPr>
-        <w:rPr>
-          <w:rFonts w:ascii="Times New Roman" w:hAnsi="Times New Roman" w:cs="Times New Roman"/>
-          <w:b/>
-          <w:bCs/>
-          <w:sz w:val="24"/>
-          <w:szCs w:val="24"/>
-        </w:rPr>
-      </w:pPr>
-      <w:r>
-        <w:rPr>
-          <w:rFonts w:ascii="Times New Roman" w:hAnsi="Times New Roman" w:cs="Times New Roman"/>
-          <w:b/>
-          <w:bCs/>
-          <w:sz w:val="24"/>
-          <w:szCs w:val="24"/>
-        </w:rPr>
-        <w:t xml:space="preserve">* **Tipo de institución de </w:t>
-      </w:r>
-      <w:proofErr w:type="gramStart"/>
-      <w:r>
-        <w:rPr>
-          <w:rFonts w:ascii="Times New Roman" w:hAnsi="Times New Roman" w:cs="Times New Roman"/>
-          <w:b/>
-          <w:bCs/>
-          <w:sz w:val="24"/>
-          <w:szCs w:val="24"/>
-        </w:rPr>
-        <w:t>origen:*</w:t>
-      </w:r>
-      <w:proofErr w:type="gramEnd"/>
-      <w:r>
-        <w:rPr>
-          <w:rFonts w:ascii="Times New Roman" w:hAnsi="Times New Roman" w:cs="Times New Roman"/>
-          <w:b/>
-          <w:bCs/>
-          <w:sz w:val="24"/>
-          <w:szCs w:val="24"/>
-        </w:rPr>
-        <w:t>* El beneficio es accesible para cualquier estudiante, sin importar si proviene de una institución educativa pública o de un colegio particular/privado.</w:t>
-      </w:r>
-    </w:p>
-    <w:p>
-      <w:pPr>
-        <w:rPr>
-          <w:rFonts w:ascii="Times New Roman" w:hAnsi="Times New Roman" w:cs="Times New Roman"/>
-          <w:b/>
-          <w:bCs/>
-          <w:sz w:val="24"/>
-          <w:szCs w:val="24"/>
-        </w:rPr>
-      </w:pPr>
-    </w:p>
-    <w:p>
-      <w:pPr>
-        <w:rPr>
-          <w:rFonts w:ascii="Times New Roman" w:hAnsi="Times New Roman" w:cs="Times New Roman"/>
-          <w:b/>
-          <w:bCs/>
-          <w:sz w:val="24"/>
-          <w:szCs w:val="24"/>
-        </w:rPr>
-      </w:pPr>
-      <w:r>
-        <w:rPr>
-          <w:rFonts w:ascii="Times New Roman" w:hAnsi="Times New Roman" w:cs="Times New Roman"/>
-          <w:b/>
-          <w:bCs/>
+          <w:sz w:val="24"/>
+          <w:szCs w:val="24"/>
+        </w:rPr>
+      </w:pPr>
+      <w:r>
+        <w:rPr>
+          <w:rFonts w:ascii="Times New Roman" w:hAnsi="Times New Roman" w:cs="Times New Roman"/>
+          <w:sz w:val="24"/>
+          <w:szCs w:val="24"/>
+        </w:rPr>
+        <w:t>* **Edad permitida:** Está dirigido principalmente a jóvenes de entre 16 y 24 años de edad. La edad máxima de atención es de 24 años.</w:t>
+      </w:r>
+    </w:p>
+    <w:p>
+      <w:pPr>
+        <w:rPr>
+          <w:rFonts w:ascii="Times New Roman" w:hAnsi="Times New Roman" w:cs="Times New Roman"/>
+          <w:sz w:val="24"/>
+          <w:szCs w:val="24"/>
+        </w:rPr>
+      </w:pPr>
+      <w:r>
+        <w:rPr>
+          <w:rFonts w:ascii="Times New Roman" w:hAnsi="Times New Roman" w:cs="Times New Roman"/>
+          <w:sz w:val="24"/>
+          <w:szCs w:val="24"/>
+        </w:rPr>
+        <w:t>* **Perfil de usuario escolar:** Enfocado de manera especial en estudiantes de cuarto (4.°) y quinto (5.°) grado de educación secundaria, así como en jóvenes próximos a iniciar o continuar su educación superior.</w:t>
+      </w:r>
+    </w:p>
+    <w:p>
+      <w:pPr>
+        <w:rPr>
+          <w:rFonts w:ascii="Times New Roman" w:hAnsi="Times New Roman" w:cs="Times New Roman"/>
+          <w:sz w:val="24"/>
+          <w:szCs w:val="24"/>
+        </w:rPr>
+      </w:pPr>
+      <w:r>
+        <w:rPr>
+          <w:rFonts w:ascii="Times New Roman" w:hAnsi="Times New Roman" w:cs="Times New Roman"/>
+          <w:sz w:val="24"/>
+          <w:szCs w:val="24"/>
+        </w:rPr>
+        <w:t>* **Tipo de institución de origen:** El beneficio es accesible para cualquier estudiante, sin importar si proviene de una institución educativa pública o de un colegio particular/privado.</w:t>
+      </w:r>
+    </w:p>
+    <w:p>
+      <w:pPr>
+        <w:rPr>
+          <w:rFonts w:ascii="Times New Roman" w:hAnsi="Times New Roman" w:cs="Times New Roman"/>
+          <w:sz w:val="24"/>
+          <w:szCs w:val="24"/>
+        </w:rPr>
+      </w:pPr>
+    </w:p>
+    <w:p>
+      <w:pPr>
+        <w:rPr>
+          <w:rFonts w:ascii="Times New Roman" w:hAnsi="Times New Roman" w:cs="Times New Roman"/>
+          <w:sz w:val="24"/>
+          <w:szCs w:val="24"/>
+        </w:rPr>
+      </w:pPr>
+      <w:r>
+        <w:rPr>
+          <w:rFonts w:ascii="Times New Roman" w:hAnsi="Times New Roman" w:cs="Times New Roman"/>
           <w:sz w:val="24"/>
           <w:szCs w:val="24"/>
         </w:rPr>
@@ -305,244 +195,108 @@
       <w:pPr>
         <w:rPr>
           <w:rFonts w:ascii="Times New Roman" w:hAnsi="Times New Roman" w:cs="Times New Roman"/>
-          <w:b/>
-          <w:bCs/>
-          <w:sz w:val="24"/>
-          <w:szCs w:val="24"/>
-        </w:rPr>
-      </w:pPr>
-      <w:r>
-        <w:rPr>
-          <w:rFonts w:ascii="Times New Roman" w:hAnsi="Times New Roman" w:cs="Times New Roman"/>
-          <w:b/>
-          <w:bCs/>
-          <w:sz w:val="24"/>
-          <w:szCs w:val="24"/>
-        </w:rPr>
-        <w:t>* **</w:t>
-      </w:r>
-      <w:proofErr w:type="gramStart"/>
-      <w:r>
-        <w:rPr>
-          <w:rFonts w:ascii="Times New Roman" w:hAnsi="Times New Roman" w:cs="Times New Roman"/>
-          <w:b/>
-          <w:bCs/>
-          <w:sz w:val="24"/>
-          <w:szCs w:val="24"/>
-        </w:rPr>
-        <w:t>Duración:*</w:t>
-      </w:r>
-      <w:proofErr w:type="gramEnd"/>
-      <w:r>
-        <w:rPr>
-          <w:rFonts w:ascii="Times New Roman" w:hAnsi="Times New Roman" w:cs="Times New Roman"/>
-          <w:b/>
-          <w:bCs/>
-          <w:sz w:val="24"/>
-          <w:szCs w:val="24"/>
-        </w:rPr>
-        <w:t>* El proceso completo de la intervención principal tiene una duración aproximada de dos (2) horas y treinta (30) minutos. Este tiempo puede variar de forma ligera según la cantidad de participantes, la metodología del facilitador y las características específicas de la institución educativa o grupo beneficiado.</w:t>
-      </w:r>
-    </w:p>
-    <w:p>
-      <w:pPr>
-        <w:rPr>
-          <w:rFonts w:ascii="Times New Roman" w:hAnsi="Times New Roman" w:cs="Times New Roman"/>
-          <w:b/>
-          <w:bCs/>
-          <w:sz w:val="24"/>
-          <w:szCs w:val="24"/>
-        </w:rPr>
-      </w:pPr>
-      <w:r>
-        <w:rPr>
-          <w:rFonts w:ascii="Times New Roman" w:hAnsi="Times New Roman" w:cs="Times New Roman"/>
-          <w:b/>
-          <w:bCs/>
-          <w:sz w:val="24"/>
-          <w:szCs w:val="24"/>
-        </w:rPr>
-        <w:t xml:space="preserve">* **Las Tres Etapas del </w:t>
-      </w:r>
-      <w:proofErr w:type="gramStart"/>
-      <w:r>
-        <w:rPr>
-          <w:rFonts w:ascii="Times New Roman" w:hAnsi="Times New Roman" w:cs="Times New Roman"/>
-          <w:b/>
-          <w:bCs/>
-          <w:sz w:val="24"/>
-          <w:szCs w:val="24"/>
-        </w:rPr>
-        <w:t>Proceso:*</w:t>
-      </w:r>
-      <w:proofErr w:type="gramEnd"/>
-      <w:r>
-        <w:rPr>
-          <w:rFonts w:ascii="Times New Roman" w:hAnsi="Times New Roman" w:cs="Times New Roman"/>
-          <w:b/>
-          <w:bCs/>
-          <w:sz w:val="24"/>
-          <w:szCs w:val="24"/>
-        </w:rPr>
-        <w:t>* La intervención se ejecuta estrictamente en tres etapas consecutivas:</w:t>
-      </w:r>
-    </w:p>
-    <w:p>
-      <w:pPr>
-        <w:rPr>
-          <w:rFonts w:ascii="Times New Roman" w:hAnsi="Times New Roman" w:cs="Times New Roman"/>
-          <w:b/>
-          <w:bCs/>
-          <w:sz w:val="24"/>
-          <w:szCs w:val="24"/>
-        </w:rPr>
-      </w:pPr>
-      <w:r>
-        <w:rPr>
-          <w:rFonts w:ascii="Times New Roman" w:hAnsi="Times New Roman" w:cs="Times New Roman"/>
-          <w:b/>
-          <w:bCs/>
-          <w:sz w:val="24"/>
-          <w:szCs w:val="24"/>
-        </w:rPr>
-        <w:t xml:space="preserve">  1. **Orientación e </w:t>
-      </w:r>
-      <w:proofErr w:type="gramStart"/>
-      <w:r>
-        <w:rPr>
-          <w:rFonts w:ascii="Times New Roman" w:hAnsi="Times New Roman" w:cs="Times New Roman"/>
-          <w:b/>
-          <w:bCs/>
-          <w:sz w:val="24"/>
-          <w:szCs w:val="24"/>
-        </w:rPr>
-        <w:t>información:*</w:t>
-      </w:r>
-      <w:proofErr w:type="gramEnd"/>
-      <w:r>
-        <w:rPr>
-          <w:rFonts w:ascii="Times New Roman" w:hAnsi="Times New Roman" w:cs="Times New Roman"/>
-          <w:b/>
-          <w:bCs/>
-          <w:sz w:val="24"/>
-          <w:szCs w:val="24"/>
-        </w:rPr>
-        <w:t>* Instancia donde se expone qué es el SOVIO, la relevancia de la orientación vocacional, el panorama de la oferta formativa y las oportunidades del mercado laboral.</w:t>
-      </w:r>
-    </w:p>
-    <w:p>
-      <w:pPr>
-        <w:rPr>
-          <w:rFonts w:ascii="Times New Roman" w:hAnsi="Times New Roman" w:cs="Times New Roman"/>
-          <w:b/>
-          <w:bCs/>
-          <w:sz w:val="24"/>
-          <w:szCs w:val="24"/>
-        </w:rPr>
-      </w:pPr>
-      <w:r>
-        <w:rPr>
-          <w:rFonts w:ascii="Times New Roman" w:hAnsi="Times New Roman" w:cs="Times New Roman"/>
-          <w:b/>
-          <w:bCs/>
+          <w:sz w:val="24"/>
+          <w:szCs w:val="24"/>
+        </w:rPr>
+      </w:pPr>
+      <w:r>
+        <w:rPr>
+          <w:rFonts w:ascii="Times New Roman" w:hAnsi="Times New Roman" w:cs="Times New Roman"/>
+          <w:sz w:val="24"/>
+          <w:szCs w:val="24"/>
+        </w:rPr>
+        <w:t>* **Duración:** El proceso completo de la intervención principal tiene una duración aproximada de dos (2) horas y treinta (30) minutos. Este tiempo puede variar de forma ligera según la cantidad de participantes, la metodología del facilitador y las características específicas de la institución educativa o grupo beneficiado.</w:t>
+      </w:r>
+    </w:p>
+    <w:p>
+      <w:pPr>
+        <w:rPr>
+          <w:rFonts w:ascii="Times New Roman" w:hAnsi="Times New Roman" w:cs="Times New Roman"/>
+          <w:sz w:val="24"/>
+          <w:szCs w:val="24"/>
+        </w:rPr>
+      </w:pPr>
+      <w:r>
+        <w:rPr>
+          <w:rFonts w:ascii="Times New Roman" w:hAnsi="Times New Roman" w:cs="Times New Roman"/>
+          <w:sz w:val="24"/>
+          <w:szCs w:val="24"/>
+        </w:rPr>
+        <w:t>* **Las Tres Etapas del Proceso:** La intervención se ejecuta estrictamente en tres etapas consecutivas:</w:t>
+      </w:r>
+    </w:p>
+    <w:p>
+      <w:pPr>
+        <w:rPr>
+          <w:rFonts w:ascii="Times New Roman" w:hAnsi="Times New Roman" w:cs="Times New Roman"/>
+          <w:sz w:val="24"/>
+          <w:szCs w:val="24"/>
+        </w:rPr>
+      </w:pPr>
+      <w:r>
+        <w:rPr>
+          <w:rFonts w:ascii="Times New Roman" w:hAnsi="Times New Roman" w:cs="Times New Roman"/>
+          <w:sz w:val="24"/>
+          <w:szCs w:val="24"/>
+        </w:rPr>
+        <w:t xml:space="preserve">  1. **Orientación e información:** Instancia donde se expone qué es el SOVIO, la relevancia de la orientación vocacional, el panorama de la oferta formativa y las oportunidades del mercado laboral.</w:t>
+      </w:r>
+    </w:p>
+    <w:p>
+      <w:pPr>
+        <w:rPr>
+          <w:rFonts w:ascii="Times New Roman" w:hAnsi="Times New Roman" w:cs="Times New Roman"/>
+          <w:sz w:val="24"/>
+          <w:szCs w:val="24"/>
+        </w:rPr>
+      </w:pPr>
+      <w:r>
+        <w:rPr>
+          <w:rFonts w:ascii="Times New Roman" w:hAnsi="Times New Roman" w:cs="Times New Roman"/>
+          <w:sz w:val="24"/>
+          <w:szCs w:val="24"/>
+        </w:rPr>
+        <w:t xml:space="preserve">  2. **Exploración de características personales:** Fase de autoconocimiento donde se aplican diversos instrumentos y test para identificar los intereses, aptitudes, habilidades y valores personales del estudiante.</w:t>
+      </w:r>
+    </w:p>
+    <w:p>
+      <w:pPr>
+        <w:rPr>
+          <w:rFonts w:ascii="Times New Roman" w:hAnsi="Times New Roman" w:cs="Times New Roman"/>
+          <w:sz w:val="24"/>
+          <w:szCs w:val="24"/>
+        </w:rPr>
+      </w:pPr>
+      <w:r>
+        <w:rPr>
+          <w:rFonts w:ascii="Times New Roman" w:hAnsi="Times New Roman" w:cs="Times New Roman"/>
           <w:sz w:val="24"/>
           <w:szCs w:val="24"/>
         </w:rPr>
         <w:lastRenderedPageBreak/>
-        <w:t xml:space="preserve">  2. **Exploración de características </w:t>
-      </w:r>
-      <w:proofErr w:type="gramStart"/>
-      <w:r>
-        <w:rPr>
-          <w:rFonts w:ascii="Times New Roman" w:hAnsi="Times New Roman" w:cs="Times New Roman"/>
-          <w:b/>
-          <w:bCs/>
-          <w:sz w:val="24"/>
-          <w:szCs w:val="24"/>
-        </w:rPr>
-        <w:t>personales:*</w:t>
-      </w:r>
-      <w:proofErr w:type="gramEnd"/>
-      <w:r>
-        <w:rPr>
-          <w:rFonts w:ascii="Times New Roman" w:hAnsi="Times New Roman" w:cs="Times New Roman"/>
-          <w:b/>
-          <w:bCs/>
-          <w:sz w:val="24"/>
-          <w:szCs w:val="24"/>
-        </w:rPr>
-        <w:t>* Fase de autoconocimiento donde se aplican diversos instrumentos y test para identificar los intereses, aptitudes, habilidades y valores personales del estudiante.</w:t>
-      </w:r>
-    </w:p>
-    <w:p>
-      <w:pPr>
-        <w:rPr>
-          <w:rFonts w:ascii="Times New Roman" w:hAnsi="Times New Roman" w:cs="Times New Roman"/>
-          <w:b/>
-          <w:bCs/>
-          <w:sz w:val="24"/>
-          <w:szCs w:val="24"/>
-        </w:rPr>
-      </w:pPr>
-      <w:r>
-        <w:rPr>
-          <w:rFonts w:ascii="Times New Roman" w:hAnsi="Times New Roman" w:cs="Times New Roman"/>
-          <w:b/>
-          <w:bCs/>
-          <w:sz w:val="24"/>
-          <w:szCs w:val="24"/>
-        </w:rPr>
-        <w:t xml:space="preserve">  3. **Retroalimentación y </w:t>
-      </w:r>
-      <w:proofErr w:type="gramStart"/>
-      <w:r>
-        <w:rPr>
-          <w:rFonts w:ascii="Times New Roman" w:hAnsi="Times New Roman" w:cs="Times New Roman"/>
-          <w:b/>
-          <w:bCs/>
-          <w:sz w:val="24"/>
-          <w:szCs w:val="24"/>
-        </w:rPr>
-        <w:t>asesoría:*</w:t>
-      </w:r>
-      <w:proofErr w:type="gramEnd"/>
-      <w:r>
-        <w:rPr>
-          <w:rFonts w:ascii="Times New Roman" w:hAnsi="Times New Roman" w:cs="Times New Roman"/>
-          <w:b/>
-          <w:bCs/>
-          <w:sz w:val="24"/>
-          <w:szCs w:val="24"/>
-        </w:rPr>
-        <w:t>* Espacio de orientación personalizada en el cual se presentan e interpretan los resultados de las evaluaciones vocacionales aplicadas, ayudando al estudiante a tomar una decisión informada y responsable.</w:t>
-      </w:r>
-    </w:p>
-    <w:p>
-      <w:pPr>
-        <w:rPr>
-          <w:rFonts w:ascii="Times New Roman" w:hAnsi="Times New Roman" w:cs="Times New Roman"/>
-          <w:b/>
-          <w:bCs/>
-          <w:sz w:val="24"/>
-          <w:szCs w:val="24"/>
-        </w:rPr>
-      </w:pPr>
-    </w:p>
-    <w:p>
-      <w:pPr>
-        <w:rPr>
-          <w:rFonts w:ascii="Times New Roman" w:hAnsi="Times New Roman" w:cs="Times New Roman"/>
-          <w:b/>
-          <w:bCs/>
-          <w:sz w:val="24"/>
-          <w:szCs w:val="24"/>
-        </w:rPr>
-      </w:pPr>
-      <w:r>
-        <w:rPr>
-          <w:rFonts w:ascii="Times New Roman" w:hAnsi="Times New Roman" w:cs="Times New Roman"/>
-          <w:b/>
-          <w:bCs/>
+        <w:t xml:space="preserve">  3. **Retroalimentación y asesoría:** Espacio de orientación personalizada en el cual se presentan e interpretan los resultados de las evaluaciones vocacionales aplicadas, ayudando al estudiante a tomar una decisión informada y responsable.</w:t>
+      </w:r>
+    </w:p>
+    <w:p>
+      <w:pPr>
+        <w:rPr>
+          <w:rFonts w:ascii="Times New Roman" w:hAnsi="Times New Roman" w:cs="Times New Roman"/>
+          <w:sz w:val="24"/>
+          <w:szCs w:val="24"/>
+        </w:rPr>
+      </w:pPr>
+    </w:p>
+    <w:p>
+      <w:pPr>
+        <w:rPr>
+          <w:rFonts w:ascii="Times New Roman" w:hAnsi="Times New Roman" w:cs="Times New Roman"/>
+          <w:sz w:val="24"/>
+          <w:szCs w:val="24"/>
+        </w:rPr>
+      </w:pPr>
+      <w:r>
+        <w:rPr>
+          <w:rFonts w:ascii="Times New Roman" w:hAnsi="Times New Roman" w:cs="Times New Roman"/>
           <w:sz w:val="24"/>
           <w:szCs w:val="24"/>
         </w:rPr>
@@ -553,114 +307,56 @@
       <w:pPr>
         <w:rPr>
           <w:rFonts w:ascii="Times New Roman" w:hAnsi="Times New Roman" w:cs="Times New Roman"/>
-          <w:b/>
-          <w:bCs/>
-          <w:sz w:val="24"/>
-          <w:szCs w:val="24"/>
-        </w:rPr>
-      </w:pPr>
-      <w:r>
-        <w:rPr>
-          <w:rFonts w:ascii="Times New Roman" w:hAnsi="Times New Roman" w:cs="Times New Roman"/>
-          <w:b/>
-          <w:bCs/>
-          <w:sz w:val="24"/>
-          <w:szCs w:val="24"/>
-        </w:rPr>
-        <w:t xml:space="preserve">* **Feria </w:t>
-      </w:r>
-      <w:proofErr w:type="gramStart"/>
-      <w:r>
-        <w:rPr>
-          <w:rFonts w:ascii="Times New Roman" w:hAnsi="Times New Roman" w:cs="Times New Roman"/>
-          <w:b/>
-          <w:bCs/>
-          <w:sz w:val="24"/>
-          <w:szCs w:val="24"/>
-        </w:rPr>
-        <w:t>Vocacional:*</w:t>
-      </w:r>
-      <w:proofErr w:type="gramEnd"/>
-      <w:r>
-        <w:rPr>
-          <w:rFonts w:ascii="Times New Roman" w:hAnsi="Times New Roman" w:cs="Times New Roman"/>
-          <w:b/>
-          <w:bCs/>
-          <w:sz w:val="24"/>
-          <w:szCs w:val="24"/>
-        </w:rPr>
-        <w:t>* Evento masivo organizado por el SOVIO que congrega a universidades, institutos y centros de formación de la región para exponer su oferta educativa (carreras disponibles, duración de los estudios, requisitos de ingreso, beneficios institucionales y salidas laborales).</w:t>
-      </w:r>
-    </w:p>
-    <w:p>
-      <w:pPr>
-        <w:rPr>
-          <w:rFonts w:ascii="Times New Roman" w:hAnsi="Times New Roman" w:cs="Times New Roman"/>
-          <w:b/>
-          <w:bCs/>
-          <w:sz w:val="24"/>
-          <w:szCs w:val="24"/>
-        </w:rPr>
-      </w:pPr>
-      <w:r>
-        <w:rPr>
-          <w:rFonts w:ascii="Times New Roman" w:hAnsi="Times New Roman" w:cs="Times New Roman"/>
-          <w:b/>
-          <w:bCs/>
-          <w:sz w:val="24"/>
-          <w:szCs w:val="24"/>
-        </w:rPr>
-        <w:t xml:space="preserve">* **Panel </w:t>
-      </w:r>
-      <w:proofErr w:type="gramStart"/>
-      <w:r>
-        <w:rPr>
-          <w:rFonts w:ascii="Times New Roman" w:hAnsi="Times New Roman" w:cs="Times New Roman"/>
-          <w:b/>
-          <w:bCs/>
-          <w:sz w:val="24"/>
-          <w:szCs w:val="24"/>
-        </w:rPr>
-        <w:t>Ocupacional:*</w:t>
-      </w:r>
-      <w:proofErr w:type="gramEnd"/>
-      <w:r>
-        <w:rPr>
-          <w:rFonts w:ascii="Times New Roman" w:hAnsi="Times New Roman" w:cs="Times New Roman"/>
-          <w:b/>
-          <w:bCs/>
-          <w:sz w:val="24"/>
-          <w:szCs w:val="24"/>
-        </w:rPr>
-        <w:t>* Actividad complementaria en la que profesionales, técnicos o trabajadores en actividad comparten testimonios directos sobre su experiencia laboral. Explican sus funciones, cómo eligieron su ocupación, sus retos diarios y las oportunidades de su campo, acercando la realidad del trabajo a los estudiantes.</w:t>
-      </w:r>
-    </w:p>
-    <w:p>
-      <w:pPr>
-        <w:rPr>
-          <w:rFonts w:ascii="Times New Roman" w:hAnsi="Times New Roman" w:cs="Times New Roman"/>
-          <w:b/>
-          <w:bCs/>
-          <w:sz w:val="24"/>
-          <w:szCs w:val="24"/>
-        </w:rPr>
-      </w:pPr>
-    </w:p>
-    <w:p>
-      <w:pPr>
-        <w:rPr>
-          <w:rFonts w:ascii="Times New Roman" w:hAnsi="Times New Roman" w:cs="Times New Roman"/>
-          <w:b/>
-          <w:bCs/>
-          <w:sz w:val="24"/>
-          <w:szCs w:val="24"/>
-        </w:rPr>
-      </w:pPr>
-      <w:r>
-        <w:rPr>
-          <w:rFonts w:ascii="Times New Roman" w:hAnsi="Times New Roman" w:cs="Times New Roman"/>
-          <w:b/>
-          <w:bCs/>
+          <w:sz w:val="24"/>
+          <w:szCs w:val="24"/>
+        </w:rPr>
+      </w:pPr>
+      <w:r>
+        <w:rPr>
+          <w:rFonts w:ascii="Times New Roman" w:hAnsi="Times New Roman" w:cs="Times New Roman"/>
+          <w:sz w:val="24"/>
+          <w:szCs w:val="24"/>
+        </w:rPr>
+        <w:t>* **Feria Vocacional:** Evento masivo organizado por el SOVIO que congrega a universidades, institutos y centros de formación de la región para exponer su oferta educativa (carreras disponibles, duración de los estudios, requisitos de ingreso, beneficios institucionales y salidas laborales).</w:t>
+      </w:r>
+    </w:p>
+    <w:p>
+      <w:pPr>
+        <w:rPr>
+          <w:rFonts w:ascii="Times New Roman" w:hAnsi="Times New Roman" w:cs="Times New Roman"/>
+          <w:sz w:val="24"/>
+          <w:szCs w:val="24"/>
+        </w:rPr>
+      </w:pPr>
+      <w:r>
+        <w:rPr>
+          <w:rFonts w:ascii="Times New Roman" w:hAnsi="Times New Roman" w:cs="Times New Roman"/>
+          <w:sz w:val="24"/>
+          <w:szCs w:val="24"/>
+        </w:rPr>
+        <w:t>* **Panel Ocupacional:** Actividad complementaria en la que profesionales, técnicos o trabajadores en actividad comparten testimonios directos sobre su experiencia laboral. Explican sus funciones, cómo eligieron su ocupación, sus retos diarios y las oportunidades de su campo, acercando la realidad del trabajo a los estudiantes.</w:t>
+      </w:r>
+    </w:p>
+    <w:p>
+      <w:pPr>
+        <w:rPr>
+          <w:rFonts w:ascii="Times New Roman" w:hAnsi="Times New Roman" w:cs="Times New Roman"/>
+          <w:sz w:val="24"/>
+          <w:szCs w:val="24"/>
+        </w:rPr>
+      </w:pPr>
+    </w:p>
+    <w:p>
+      <w:pPr>
+        <w:rPr>
+          <w:rFonts w:ascii="Times New Roman" w:hAnsi="Times New Roman" w:cs="Times New Roman"/>
+          <w:sz w:val="24"/>
+          <w:szCs w:val="24"/>
+        </w:rPr>
+      </w:pPr>
+      <w:r>
+        <w:rPr>
+          <w:rFonts w:ascii="Times New Roman" w:hAnsi="Times New Roman" w:cs="Times New Roman"/>
           <w:sz w:val="24"/>
           <w:szCs w:val="24"/>
         </w:rPr>
@@ -671,60 +367,30 @@
       <w:pPr>
         <w:rPr>
           <w:rFonts w:ascii="Times New Roman" w:hAnsi="Times New Roman" w:cs="Times New Roman"/>
-          <w:b/>
-          <w:bCs/>
-          <w:sz w:val="24"/>
-          <w:szCs w:val="24"/>
-        </w:rPr>
-      </w:pPr>
-      <w:r>
-        <w:rPr>
-          <w:rFonts w:ascii="Times New Roman" w:hAnsi="Times New Roman" w:cs="Times New Roman"/>
-          <w:b/>
-          <w:bCs/>
-          <w:sz w:val="24"/>
-          <w:szCs w:val="24"/>
-        </w:rPr>
-        <w:t xml:space="preserve">* **Plataforma Mi </w:t>
-      </w:r>
-      <w:proofErr w:type="gramStart"/>
-      <w:r>
-        <w:rPr>
-          <w:rFonts w:ascii="Times New Roman" w:hAnsi="Times New Roman" w:cs="Times New Roman"/>
-          <w:b/>
-          <w:bCs/>
-          <w:sz w:val="24"/>
-          <w:szCs w:val="24"/>
-        </w:rPr>
-        <w:t>Carrera:*</w:t>
-      </w:r>
-      <w:proofErr w:type="gramEnd"/>
-      <w:r>
-        <w:rPr>
-          <w:rFonts w:ascii="Times New Roman" w:hAnsi="Times New Roman" w:cs="Times New Roman"/>
-          <w:b/>
-          <w:bCs/>
-          <w:sz w:val="24"/>
-          <w:szCs w:val="24"/>
-        </w:rPr>
-        <w:t>* Herramienta digital, gratuita y oficial del MTPE que complementa al servicio ofreciendo datos actualizados sobre el entorno educativo y laboral en el Perú. Permite conocer:</w:t>
-      </w:r>
-    </w:p>
-    <w:p>
-      <w:pPr>
-        <w:rPr>
-          <w:rFonts w:ascii="Times New Roman" w:hAnsi="Times New Roman" w:cs="Times New Roman"/>
-          <w:b/>
-          <w:bCs/>
-          <w:sz w:val="24"/>
-          <w:szCs w:val="24"/>
-        </w:rPr>
-      </w:pPr>
-      <w:r>
-        <w:rPr>
-          <w:rFonts w:ascii="Times New Roman" w:hAnsi="Times New Roman" w:cs="Times New Roman"/>
-          <w:b/>
-          <w:bCs/>
+          <w:sz w:val="24"/>
+          <w:szCs w:val="24"/>
+        </w:rPr>
+      </w:pPr>
+      <w:r>
+        <w:rPr>
+          <w:rFonts w:ascii="Times New Roman" w:hAnsi="Times New Roman" w:cs="Times New Roman"/>
+          <w:sz w:val="24"/>
+          <w:szCs w:val="24"/>
+        </w:rPr>
+        <w:t>* **Plataforma Mi Carrera:** Herramienta digital, gratuita y oficial del MTPE que complementa al servicio ofreciendo datos actualizados sobre el entorno educativo y laboral en el Perú. Permite conocer:</w:t>
+      </w:r>
+    </w:p>
+    <w:p>
+      <w:pPr>
+        <w:rPr>
+          <w:rFonts w:ascii="Times New Roman" w:hAnsi="Times New Roman" w:cs="Times New Roman"/>
+          <w:sz w:val="24"/>
+          <w:szCs w:val="24"/>
+        </w:rPr>
+      </w:pPr>
+      <w:r>
+        <w:rPr>
+          <w:rFonts w:ascii="Times New Roman" w:hAnsi="Times New Roman" w:cs="Times New Roman"/>
           <w:sz w:val="24"/>
           <w:szCs w:val="24"/>
         </w:rPr>
@@ -735,17 +401,13 @@
       <w:pPr>
         <w:rPr>
           <w:rFonts w:ascii="Times New Roman" w:hAnsi="Times New Roman" w:cs="Times New Roman"/>
-          <w:b/>
-          <w:bCs/>
-          <w:sz w:val="24"/>
-          <w:szCs w:val="24"/>
-        </w:rPr>
-      </w:pPr>
-      <w:r>
-        <w:rPr>
-          <w:rFonts w:ascii="Times New Roman" w:hAnsi="Times New Roman" w:cs="Times New Roman"/>
-          <w:b/>
-          <w:bCs/>
+          <w:sz w:val="24"/>
+          <w:szCs w:val="24"/>
+        </w:rPr>
+      </w:pPr>
+      <w:r>
+        <w:rPr>
+          <w:rFonts w:ascii="Times New Roman" w:hAnsi="Times New Roman" w:cs="Times New Roman"/>
           <w:sz w:val="24"/>
           <w:szCs w:val="24"/>
         </w:rPr>
@@ -756,17 +418,13 @@
       <w:pPr>
         <w:rPr>
           <w:rFonts w:ascii="Times New Roman" w:hAnsi="Times New Roman" w:cs="Times New Roman"/>
-          <w:b/>
-          <w:bCs/>
-          <w:sz w:val="24"/>
-          <w:szCs w:val="24"/>
-        </w:rPr>
-      </w:pPr>
-      <w:r>
-        <w:rPr>
-          <w:rFonts w:ascii="Times New Roman" w:hAnsi="Times New Roman" w:cs="Times New Roman"/>
-          <w:b/>
-          <w:bCs/>
+          <w:sz w:val="24"/>
+          <w:szCs w:val="24"/>
+        </w:rPr>
+      </w:pPr>
+      <w:r>
+        <w:rPr>
+          <w:rFonts w:ascii="Times New Roman" w:hAnsi="Times New Roman" w:cs="Times New Roman"/>
           <w:sz w:val="24"/>
           <w:szCs w:val="24"/>
         </w:rPr>
@@ -777,17 +435,13 @@
       <w:pPr>
         <w:rPr>
           <w:rFonts w:ascii="Times New Roman" w:hAnsi="Times New Roman" w:cs="Times New Roman"/>
-          <w:b/>
-          <w:bCs/>
-          <w:sz w:val="24"/>
-          <w:szCs w:val="24"/>
-        </w:rPr>
-      </w:pPr>
-      <w:r>
-        <w:rPr>
-          <w:rFonts w:ascii="Times New Roman" w:hAnsi="Times New Roman" w:cs="Times New Roman"/>
-          <w:b/>
-          <w:bCs/>
+          <w:sz w:val="24"/>
+          <w:szCs w:val="24"/>
+        </w:rPr>
+      </w:pPr>
+      <w:r>
+        <w:rPr>
+          <w:rFonts w:ascii="Times New Roman" w:hAnsi="Times New Roman" w:cs="Times New Roman"/>
           <w:sz w:val="24"/>
           <w:szCs w:val="24"/>
         </w:rPr>
@@ -798,17 +452,13 @@
       <w:pPr>
         <w:rPr>
           <w:rFonts w:ascii="Times New Roman" w:hAnsi="Times New Roman" w:cs="Times New Roman"/>
-          <w:b/>
-          <w:bCs/>
-          <w:sz w:val="24"/>
-          <w:szCs w:val="24"/>
-        </w:rPr>
-      </w:pPr>
-      <w:r>
-        <w:rPr>
-          <w:rFonts w:ascii="Times New Roman" w:hAnsi="Times New Roman" w:cs="Times New Roman"/>
-          <w:b/>
-          <w:bCs/>
+          <w:sz w:val="24"/>
+          <w:szCs w:val="24"/>
+        </w:rPr>
+      </w:pPr>
+      <w:r>
+        <w:rPr>
+          <w:rFonts w:ascii="Times New Roman" w:hAnsi="Times New Roman" w:cs="Times New Roman"/>
           <w:sz w:val="24"/>
           <w:szCs w:val="24"/>
         </w:rPr>
@@ -819,28 +469,22 @@
       <w:pPr>
         <w:rPr>
           <w:rFonts w:ascii="Times New Roman" w:hAnsi="Times New Roman" w:cs="Times New Roman"/>
-          <w:b/>
-          <w:bCs/>
-          <w:sz w:val="24"/>
-          <w:szCs w:val="24"/>
-        </w:rPr>
-      </w:pPr>
-    </w:p>
-    <w:p>
-      <w:pPr>
-        <w:rPr>
-          <w:rFonts w:ascii="Times New Roman" w:hAnsi="Times New Roman" w:cs="Times New Roman"/>
-          <w:b/>
-          <w:bCs/>
-          <w:sz w:val="24"/>
-          <w:szCs w:val="24"/>
-        </w:rPr>
-      </w:pPr>
-      <w:r>
-        <w:rPr>
-          <w:rFonts w:ascii="Times New Roman" w:hAnsi="Times New Roman" w:cs="Times New Roman"/>
-          <w:b/>
-          <w:bCs/>
+          <w:sz w:val="24"/>
+          <w:szCs w:val="24"/>
+        </w:rPr>
+      </w:pPr>
+    </w:p>
+    <w:p>
+      <w:pPr>
+        <w:rPr>
+          <w:rFonts w:ascii="Times New Roman" w:hAnsi="Times New Roman" w:cs="Times New Roman"/>
+          <w:sz w:val="24"/>
+          <w:szCs w:val="24"/>
+        </w:rPr>
+      </w:pPr>
+      <w:r>
+        <w:rPr>
+          <w:rFonts w:ascii="Times New Roman" w:hAnsi="Times New Roman" w:cs="Times New Roman"/>
           <w:sz w:val="24"/>
           <w:szCs w:val="24"/>
         </w:rPr>
@@ -851,17 +495,13 @@
       <w:pPr>
         <w:rPr>
           <w:rFonts w:ascii="Times New Roman" w:hAnsi="Times New Roman" w:cs="Times New Roman"/>
-          <w:b/>
-          <w:bCs/>
-          <w:sz w:val="24"/>
-          <w:szCs w:val="24"/>
-        </w:rPr>
-      </w:pPr>
-      <w:r>
-        <w:rPr>
-          <w:rFonts w:ascii="Times New Roman" w:hAnsi="Times New Roman" w:cs="Times New Roman"/>
-          <w:b/>
-          <w:bCs/>
+          <w:sz w:val="24"/>
+          <w:szCs w:val="24"/>
+        </w:rPr>
+      </w:pPr>
+      <w:r>
+        <w:rPr>
+          <w:rFonts w:ascii="Times New Roman" w:hAnsi="Times New Roman" w:cs="Times New Roman"/>
           <w:sz w:val="24"/>
           <w:szCs w:val="24"/>
         </w:rPr>
@@ -872,330 +512,141 @@
       <w:pPr>
         <w:rPr>
           <w:rFonts w:ascii="Times New Roman" w:hAnsi="Times New Roman" w:cs="Times New Roman"/>
-          <w:b/>
-          <w:bCs/>
-          <w:sz w:val="24"/>
-          <w:szCs w:val="24"/>
-        </w:rPr>
-      </w:pPr>
-      <w:r>
-        <w:rPr>
-          <w:rFonts w:ascii="Times New Roman" w:hAnsi="Times New Roman" w:cs="Times New Roman"/>
-          <w:b/>
-          <w:bCs/>
-          <w:sz w:val="24"/>
-          <w:szCs w:val="24"/>
-        </w:rPr>
-        <w:t>* **</w:t>
-      </w:r>
-      <w:proofErr w:type="gramStart"/>
-      <w:r>
-        <w:rPr>
-          <w:rFonts w:ascii="Times New Roman" w:hAnsi="Times New Roman" w:cs="Times New Roman"/>
-          <w:b/>
-          <w:bCs/>
-          <w:sz w:val="24"/>
-          <w:szCs w:val="24"/>
-        </w:rPr>
-        <w:t>Salud:*</w:t>
-      </w:r>
-      <w:proofErr w:type="gramEnd"/>
-      <w:r>
-        <w:rPr>
-          <w:rFonts w:ascii="Times New Roman" w:hAnsi="Times New Roman" w:cs="Times New Roman"/>
-          <w:b/>
-          <w:bCs/>
-          <w:sz w:val="24"/>
-          <w:szCs w:val="24"/>
-        </w:rPr>
-        <w:t>* Medicina, Enfermería, Obstetricia y Tecnología Médica.</w:t>
-      </w:r>
-    </w:p>
-    <w:p>
-      <w:pPr>
-        <w:rPr>
-          <w:rFonts w:ascii="Times New Roman" w:hAnsi="Times New Roman" w:cs="Times New Roman"/>
-          <w:b/>
-          <w:bCs/>
-          <w:sz w:val="24"/>
-          <w:szCs w:val="24"/>
-        </w:rPr>
-      </w:pPr>
-      <w:r>
-        <w:rPr>
-          <w:rFonts w:ascii="Times New Roman" w:hAnsi="Times New Roman" w:cs="Times New Roman"/>
-          <w:b/>
-          <w:bCs/>
-          <w:sz w:val="24"/>
-          <w:szCs w:val="24"/>
-        </w:rPr>
-        <w:t>* **</w:t>
-      </w:r>
-      <w:proofErr w:type="gramStart"/>
-      <w:r>
-        <w:rPr>
-          <w:rFonts w:ascii="Times New Roman" w:hAnsi="Times New Roman" w:cs="Times New Roman"/>
-          <w:b/>
-          <w:bCs/>
-          <w:sz w:val="24"/>
-          <w:szCs w:val="24"/>
-        </w:rPr>
-        <w:t>Educación:*</w:t>
-      </w:r>
-      <w:proofErr w:type="gramEnd"/>
-      <w:r>
-        <w:rPr>
-          <w:rFonts w:ascii="Times New Roman" w:hAnsi="Times New Roman" w:cs="Times New Roman"/>
-          <w:b/>
-          <w:bCs/>
-          <w:sz w:val="24"/>
-          <w:szCs w:val="24"/>
-        </w:rPr>
-        <w:t>* Educación Inicial, Educación Primaria y Educación Secundaria.</w:t>
-      </w:r>
-    </w:p>
-    <w:p>
-      <w:pPr>
-        <w:rPr>
-          <w:rFonts w:ascii="Times New Roman" w:hAnsi="Times New Roman" w:cs="Times New Roman"/>
-          <w:b/>
-          <w:bCs/>
-          <w:sz w:val="24"/>
-          <w:szCs w:val="24"/>
-        </w:rPr>
-      </w:pPr>
-      <w:r>
-        <w:rPr>
-          <w:rFonts w:ascii="Times New Roman" w:hAnsi="Times New Roman" w:cs="Times New Roman"/>
-          <w:b/>
-          <w:bCs/>
-          <w:sz w:val="24"/>
-          <w:szCs w:val="24"/>
-        </w:rPr>
-        <w:t>* **</w:t>
-      </w:r>
-      <w:proofErr w:type="gramStart"/>
-      <w:r>
-        <w:rPr>
-          <w:rFonts w:ascii="Times New Roman" w:hAnsi="Times New Roman" w:cs="Times New Roman"/>
-          <w:b/>
-          <w:bCs/>
-          <w:sz w:val="24"/>
-          <w:szCs w:val="24"/>
-        </w:rPr>
-        <w:t>Ingenierías:*</w:t>
-      </w:r>
-      <w:proofErr w:type="gramEnd"/>
-      <w:r>
-        <w:rPr>
-          <w:rFonts w:ascii="Times New Roman" w:hAnsi="Times New Roman" w:cs="Times New Roman"/>
-          <w:b/>
-          <w:bCs/>
-          <w:sz w:val="24"/>
-          <w:szCs w:val="24"/>
-        </w:rPr>
-        <w:t>* Ingeniería Civil, Ingeniería de Minas, Ingeniería Agrónoma, Ingeniería Ambiental, Ingeniería de Sistemas e Ingeniería Industrial.</w:t>
-      </w:r>
-    </w:p>
-    <w:p>
-      <w:pPr>
-        <w:rPr>
-          <w:rFonts w:ascii="Times New Roman" w:hAnsi="Times New Roman" w:cs="Times New Roman"/>
-          <w:b/>
-          <w:bCs/>
-          <w:sz w:val="24"/>
-          <w:szCs w:val="24"/>
-        </w:rPr>
-      </w:pPr>
-      <w:r>
-        <w:rPr>
-          <w:rFonts w:ascii="Times New Roman" w:hAnsi="Times New Roman" w:cs="Times New Roman"/>
-          <w:b/>
-          <w:bCs/>
-          <w:sz w:val="24"/>
-          <w:szCs w:val="24"/>
-        </w:rPr>
-        <w:t>* **</w:t>
-      </w:r>
-      <w:proofErr w:type="gramStart"/>
-      <w:r>
-        <w:rPr>
-          <w:rFonts w:ascii="Times New Roman" w:hAnsi="Times New Roman" w:cs="Times New Roman"/>
-          <w:b/>
-          <w:bCs/>
-          <w:sz w:val="24"/>
-          <w:szCs w:val="24"/>
-        </w:rPr>
-        <w:t>Empresariales:*</w:t>
-      </w:r>
-      <w:proofErr w:type="gramEnd"/>
-      <w:r>
-        <w:rPr>
-          <w:rFonts w:ascii="Times New Roman" w:hAnsi="Times New Roman" w:cs="Times New Roman"/>
-          <w:b/>
-          <w:bCs/>
-          <w:sz w:val="24"/>
-          <w:szCs w:val="24"/>
-        </w:rPr>
-        <w:t>* Administración y Contabilidad.</w:t>
-      </w:r>
-    </w:p>
-    <w:p>
-      <w:pPr>
-        <w:rPr>
-          <w:rFonts w:ascii="Times New Roman" w:hAnsi="Times New Roman" w:cs="Times New Roman"/>
-          <w:b/>
-          <w:bCs/>
-          <w:sz w:val="24"/>
-          <w:szCs w:val="24"/>
-        </w:rPr>
-      </w:pPr>
-      <w:r>
-        <w:rPr>
-          <w:rFonts w:ascii="Times New Roman" w:hAnsi="Times New Roman" w:cs="Times New Roman"/>
-          <w:b/>
-          <w:bCs/>
-          <w:sz w:val="24"/>
-          <w:szCs w:val="24"/>
-        </w:rPr>
-        <w:lastRenderedPageBreak/>
-        <w:t>* **</w:t>
-      </w:r>
-      <w:proofErr w:type="gramStart"/>
-      <w:r>
-        <w:rPr>
-          <w:rFonts w:ascii="Times New Roman" w:hAnsi="Times New Roman" w:cs="Times New Roman"/>
-          <w:b/>
-          <w:bCs/>
-          <w:sz w:val="24"/>
-          <w:szCs w:val="24"/>
-        </w:rPr>
-        <w:t>Servicios:*</w:t>
-      </w:r>
-      <w:proofErr w:type="gramEnd"/>
-      <w:r>
-        <w:rPr>
-          <w:rFonts w:ascii="Times New Roman" w:hAnsi="Times New Roman" w:cs="Times New Roman"/>
-          <w:b/>
-          <w:bCs/>
-          <w:sz w:val="24"/>
-          <w:szCs w:val="24"/>
-        </w:rPr>
-        <w:t>* Turismo, Hotelería y Gastronomía.</w:t>
-      </w:r>
-    </w:p>
-    <w:p>
-      <w:pPr>
-        <w:rPr>
-          <w:rFonts w:ascii="Times New Roman" w:hAnsi="Times New Roman" w:cs="Times New Roman"/>
-          <w:b/>
-          <w:bCs/>
-          <w:sz w:val="24"/>
-          <w:szCs w:val="24"/>
-        </w:rPr>
-      </w:pPr>
-      <w:r>
-        <w:rPr>
-          <w:rFonts w:ascii="Times New Roman" w:hAnsi="Times New Roman" w:cs="Times New Roman"/>
-          <w:b/>
-          <w:bCs/>
-          <w:sz w:val="24"/>
-          <w:szCs w:val="24"/>
-        </w:rPr>
-        <w:t xml:space="preserve">* **Campo y </w:t>
-      </w:r>
-      <w:proofErr w:type="gramStart"/>
-      <w:r>
-        <w:rPr>
-          <w:rFonts w:ascii="Times New Roman" w:hAnsi="Times New Roman" w:cs="Times New Roman"/>
-          <w:b/>
-          <w:bCs/>
-          <w:sz w:val="24"/>
-          <w:szCs w:val="24"/>
-        </w:rPr>
-        <w:t>Producción:*</w:t>
-      </w:r>
-      <w:proofErr w:type="gramEnd"/>
-      <w:r>
-        <w:rPr>
-          <w:rFonts w:ascii="Times New Roman" w:hAnsi="Times New Roman" w:cs="Times New Roman"/>
-          <w:b/>
-          <w:bCs/>
-          <w:sz w:val="24"/>
-          <w:szCs w:val="24"/>
-        </w:rPr>
-        <w:t>* Agropecuaria y Medicina Veterinaria.</w:t>
-      </w:r>
-    </w:p>
-    <w:p>
-      <w:pPr>
-        <w:rPr>
-          <w:rFonts w:ascii="Times New Roman" w:hAnsi="Times New Roman" w:cs="Times New Roman"/>
-          <w:b/>
-          <w:bCs/>
-          <w:sz w:val="24"/>
-          <w:szCs w:val="24"/>
-        </w:rPr>
-      </w:pPr>
-      <w:r>
-        <w:rPr>
-          <w:rFonts w:ascii="Times New Roman" w:hAnsi="Times New Roman" w:cs="Times New Roman"/>
-          <w:b/>
-          <w:bCs/>
-          <w:sz w:val="24"/>
-          <w:szCs w:val="24"/>
-        </w:rPr>
-        <w:t>* **</w:t>
-      </w:r>
-      <w:proofErr w:type="gramStart"/>
-      <w:r>
-        <w:rPr>
-          <w:rFonts w:ascii="Times New Roman" w:hAnsi="Times New Roman" w:cs="Times New Roman"/>
-          <w:b/>
-          <w:bCs/>
-          <w:sz w:val="24"/>
-          <w:szCs w:val="24"/>
-        </w:rPr>
-        <w:t>Tecnología:*</w:t>
-      </w:r>
-      <w:proofErr w:type="gramEnd"/>
-      <w:r>
-        <w:rPr>
-          <w:rFonts w:ascii="Times New Roman" w:hAnsi="Times New Roman" w:cs="Times New Roman"/>
-          <w:b/>
-          <w:bCs/>
-          <w:sz w:val="24"/>
-          <w:szCs w:val="24"/>
-        </w:rPr>
-        <w:t>* Tecnologías de la Información y Computación.</w:t>
-      </w:r>
-    </w:p>
-    <w:p>
-      <w:pPr>
-        <w:rPr>
-          <w:rFonts w:ascii="Times New Roman" w:hAnsi="Times New Roman" w:cs="Times New Roman"/>
-          <w:b/>
-          <w:bCs/>
-          <w:sz w:val="24"/>
-          <w:szCs w:val="24"/>
-        </w:rPr>
-      </w:pPr>
-    </w:p>
-    <w:p>
-      <w:pPr>
-        <w:rPr>
-          <w:rFonts w:ascii="Times New Roman" w:hAnsi="Times New Roman" w:cs="Times New Roman"/>
-          <w:b/>
-          <w:bCs/>
-          <w:sz w:val="24"/>
-          <w:szCs w:val="24"/>
-        </w:rPr>
-      </w:pPr>
-      <w:r>
-        <w:rPr>
-          <w:rFonts w:ascii="Times New Roman" w:hAnsi="Times New Roman" w:cs="Times New Roman"/>
-          <w:b/>
-          <w:bCs/>
+          <w:sz w:val="24"/>
+          <w:szCs w:val="24"/>
+        </w:rPr>
+      </w:pPr>
+      <w:r>
+        <w:rPr>
+          <w:rFonts w:ascii="Times New Roman" w:hAnsi="Times New Roman" w:cs="Times New Roman"/>
+          <w:sz w:val="24"/>
+          <w:szCs w:val="24"/>
+        </w:rPr>
+        <w:t>* **Salud:** Medicina, Enfermería, Obstetricia y Tecnología Médica.</w:t>
+      </w:r>
+    </w:p>
+    <w:p>
+      <w:pPr>
+        <w:rPr>
+          <w:rFonts w:ascii="Times New Roman" w:hAnsi="Times New Roman" w:cs="Times New Roman"/>
+          <w:sz w:val="24"/>
+          <w:szCs w:val="24"/>
+        </w:rPr>
+      </w:pPr>
+      <w:r>
+        <w:rPr>
+          <w:rFonts w:ascii="Times New Roman" w:hAnsi="Times New Roman" w:cs="Times New Roman"/>
+          <w:sz w:val="24"/>
+          <w:szCs w:val="24"/>
+        </w:rPr>
+        <w:t>* **Educación:** Educación Inicial, Educación Primaria y Educación Secundaria.</w:t>
+      </w:r>
+    </w:p>
+    <w:p>
+      <w:pPr>
+        <w:rPr>
+          <w:rFonts w:ascii="Times New Roman" w:hAnsi="Times New Roman" w:cs="Times New Roman"/>
+          <w:sz w:val="24"/>
+          <w:szCs w:val="24"/>
+        </w:rPr>
+      </w:pPr>
+      <w:r>
+        <w:rPr>
+          <w:rFonts w:ascii="Times New Roman" w:hAnsi="Times New Roman" w:cs="Times New Roman"/>
+          <w:sz w:val="24"/>
+          <w:szCs w:val="24"/>
+        </w:rPr>
+        <w:t>* **Ingenierías:** Ingeniería Civil, Ingeniería de Minas, Ingeniería Agrónoma, Ingeniería Ambiental, Ingeniería de Sistemas e Ingeniería Industrial.</w:t>
+      </w:r>
+    </w:p>
+    <w:p>
+      <w:pPr>
+        <w:rPr>
+          <w:rFonts w:ascii="Times New Roman" w:hAnsi="Times New Roman" w:cs="Times New Roman"/>
+          <w:sz w:val="24"/>
+          <w:szCs w:val="24"/>
+        </w:rPr>
+      </w:pPr>
+      <w:r>
+        <w:rPr>
+          <w:rFonts w:ascii="Times New Roman" w:hAnsi="Times New Roman" w:cs="Times New Roman"/>
+          <w:sz w:val="24"/>
+          <w:szCs w:val="24"/>
+        </w:rPr>
+        <w:t>* **Empresariales:** Administración y Contabilidad.</w:t>
+      </w:r>
+    </w:p>
+    <w:p>
+      <w:pPr>
+        <w:rPr>
+          <w:rFonts w:ascii="Times New Roman" w:hAnsi="Times New Roman" w:cs="Times New Roman"/>
+          <w:sz w:val="24"/>
+          <w:szCs w:val="24"/>
+        </w:rPr>
+      </w:pPr>
+      <w:r>
+        <w:rPr>
+          <w:rFonts w:ascii="Times New Roman" w:hAnsi="Times New Roman" w:cs="Times New Roman"/>
+          <w:sz w:val="24"/>
+          <w:szCs w:val="24"/>
+        </w:rPr>
+        <w:t>* **Servicios:** Turismo, Hotelería y Gastronomía.</w:t>
+      </w:r>
+    </w:p>
+    <w:p>
+      <w:pPr>
+        <w:rPr>
+          <w:rFonts w:ascii="Times New Roman" w:hAnsi="Times New Roman" w:cs="Times New Roman"/>
+          <w:sz w:val="24"/>
+          <w:szCs w:val="24"/>
+        </w:rPr>
+      </w:pPr>
+      <w:r>
+        <w:rPr>
+          <w:rFonts w:ascii="Times New Roman" w:hAnsi="Times New Roman" w:cs="Times New Roman"/>
+          <w:sz w:val="24"/>
+          <w:szCs w:val="24"/>
+        </w:rPr>
+        <w:t>* **Campo y Producción:** Agropecuaria y Medicina Veterinaria.</w:t>
+      </w:r>
+    </w:p>
+    <w:p>
+      <w:pPr>
+        <w:rPr>
+          <w:rFonts w:ascii="Times New Roman" w:hAnsi="Times New Roman" w:cs="Times New Roman"/>
+          <w:sz w:val="24"/>
+          <w:szCs w:val="24"/>
+        </w:rPr>
+      </w:pPr>
+      <w:r>
+        <w:rPr>
+          <w:rFonts w:ascii="Times New Roman" w:hAnsi="Times New Roman" w:cs="Times New Roman"/>
+          <w:sz w:val="24"/>
+          <w:szCs w:val="24"/>
+        </w:rPr>
+        <w:t>* **Tecnología:** Tecnologías de la Información y Computación.</w:t>
+      </w:r>
+    </w:p>
+    <w:p>
+      <w:pPr>
+        <w:rPr>
+          <w:rFonts w:ascii="Times New Roman" w:hAnsi="Times New Roman" w:cs="Times New Roman"/>
+          <w:sz w:val="24"/>
+          <w:szCs w:val="24"/>
+        </w:rPr>
+      </w:pPr>
+    </w:p>
+    <w:p>
+      <w:pPr>
+        <w:rPr>
+          <w:rFonts w:ascii="Times New Roman" w:hAnsi="Times New Roman" w:cs="Times New Roman"/>
+          <w:sz w:val="24"/>
+          <w:szCs w:val="24"/>
+        </w:rPr>
+      </w:pPr>
+      <w:r>
+        <w:rPr>
+          <w:rFonts w:ascii="Times New Roman" w:hAnsi="Times New Roman" w:cs="Times New Roman"/>
           <w:sz w:val="24"/>
           <w:szCs w:val="24"/>
         </w:rPr>
@@ -1206,200 +657,90 @@
       <w:pPr>
         <w:rPr>
           <w:rFonts w:ascii="Times New Roman" w:hAnsi="Times New Roman" w:cs="Times New Roman"/>
-          <w:b/>
-          <w:bCs/>
-          <w:sz w:val="24"/>
-          <w:szCs w:val="24"/>
-        </w:rPr>
-      </w:pPr>
-      <w:r>
-        <w:rPr>
-          <w:rFonts w:ascii="Times New Roman" w:hAnsi="Times New Roman" w:cs="Times New Roman"/>
-          <w:b/>
-          <w:bCs/>
-          <w:sz w:val="24"/>
-          <w:szCs w:val="24"/>
-        </w:rPr>
-        <w:t xml:space="preserve">* **Vocación vs. Mercado </w:t>
-      </w:r>
-      <w:proofErr w:type="gramStart"/>
-      <w:r>
-        <w:rPr>
-          <w:rFonts w:ascii="Times New Roman" w:hAnsi="Times New Roman" w:cs="Times New Roman"/>
-          <w:b/>
-          <w:bCs/>
-          <w:sz w:val="24"/>
-          <w:szCs w:val="24"/>
-        </w:rPr>
-        <w:t>Laboral:*</w:t>
-      </w:r>
-      <w:proofErr w:type="gramEnd"/>
-      <w:r>
-        <w:rPr>
-          <w:rFonts w:ascii="Times New Roman" w:hAnsi="Times New Roman" w:cs="Times New Roman"/>
-          <w:b/>
-          <w:bCs/>
-          <w:sz w:val="24"/>
-          <w:szCs w:val="24"/>
-        </w:rPr>
-        <w:t>* El asistente debe aconsejar que la mejor elección es aquella que logra un equilibrio entre la vocación (intereses, habilidades y aptitudes del usuario) y las oportunidades reales que ofrece el mercado de trabajo, asegurando satisfacción personal y sostenibilidad a futuro.</w:t>
-      </w:r>
-    </w:p>
-    <w:p>
-      <w:pPr>
-        <w:rPr>
-          <w:rFonts w:ascii="Times New Roman" w:hAnsi="Times New Roman" w:cs="Times New Roman"/>
-          <w:b/>
-          <w:bCs/>
-          <w:sz w:val="24"/>
-          <w:szCs w:val="24"/>
-        </w:rPr>
-      </w:pPr>
-      <w:r>
-        <w:rPr>
-          <w:rFonts w:ascii="Times New Roman" w:hAnsi="Times New Roman" w:cs="Times New Roman"/>
-          <w:b/>
-          <w:bCs/>
-          <w:sz w:val="24"/>
-          <w:szCs w:val="24"/>
-        </w:rPr>
-        <w:t xml:space="preserve">* **Definición de Proyecto de </w:t>
-      </w:r>
-      <w:proofErr w:type="gramStart"/>
-      <w:r>
-        <w:rPr>
-          <w:rFonts w:ascii="Times New Roman" w:hAnsi="Times New Roman" w:cs="Times New Roman"/>
-          <w:b/>
-          <w:bCs/>
-          <w:sz w:val="24"/>
-          <w:szCs w:val="24"/>
-        </w:rPr>
-        <w:t>Vida:*</w:t>
-      </w:r>
-      <w:proofErr w:type="gramEnd"/>
-      <w:r>
-        <w:rPr>
-          <w:rFonts w:ascii="Times New Roman" w:hAnsi="Times New Roman" w:cs="Times New Roman"/>
-          <w:b/>
-          <w:bCs/>
-          <w:sz w:val="24"/>
-          <w:szCs w:val="24"/>
-        </w:rPr>
-        <w:t>* Explicar al usuario que es un plan estructurado y personal para alcanzar metas académicas, profesionales y personales, edificado sobre la base del autoconocimiento y la responsabilidad.</w:t>
-      </w:r>
-    </w:p>
-    <w:p>
-      <w:pPr>
-        <w:rPr>
-          <w:rFonts w:ascii="Times New Roman" w:hAnsi="Times New Roman" w:cs="Times New Roman"/>
-          <w:b/>
-          <w:bCs/>
-          <w:sz w:val="24"/>
-          <w:szCs w:val="24"/>
-        </w:rPr>
-      </w:pPr>
-      <w:r>
-        <w:rPr>
-          <w:rFonts w:ascii="Times New Roman" w:hAnsi="Times New Roman" w:cs="Times New Roman"/>
-          <w:b/>
-          <w:bCs/>
-          <w:sz w:val="24"/>
-          <w:szCs w:val="24"/>
-        </w:rPr>
-        <w:t xml:space="preserve">* **Presión Familiar en la </w:t>
-      </w:r>
-      <w:proofErr w:type="gramStart"/>
-      <w:r>
-        <w:rPr>
-          <w:rFonts w:ascii="Times New Roman" w:hAnsi="Times New Roman" w:cs="Times New Roman"/>
-          <w:b/>
-          <w:bCs/>
-          <w:sz w:val="24"/>
-          <w:szCs w:val="24"/>
-        </w:rPr>
-        <w:t>Elección:*</w:t>
-      </w:r>
-      <w:proofErr w:type="gramEnd"/>
-      <w:r>
-        <w:rPr>
-          <w:rFonts w:ascii="Times New Roman" w:hAnsi="Times New Roman" w:cs="Times New Roman"/>
-          <w:b/>
-          <w:bCs/>
-          <w:sz w:val="24"/>
-          <w:szCs w:val="24"/>
-        </w:rPr>
-        <w:t>* Si el usuario expresa que su familia le exige estudiar una carrera que no le agrada, el asistente debe recomendarle escuchar con respeto sus intenciones (ya que buscan su bienestar), pero enfatizar que la decisión final debe responder a su propio proyecto de vida. Se le debe sugerir dialogar de forma asertiva, explicando los motivos de su elección y apoyándose en información sólida de la carrera de su interés.</w:t>
-      </w:r>
-    </w:p>
-    <w:p>
-      <w:pPr>
-        <w:rPr>
-          <w:rFonts w:ascii="Times New Roman" w:hAnsi="Times New Roman" w:cs="Times New Roman"/>
-          <w:b/>
-          <w:bCs/>
-          <w:sz w:val="24"/>
-          <w:szCs w:val="24"/>
-        </w:rPr>
-      </w:pPr>
-      <w:r>
-        <w:rPr>
-          <w:rFonts w:ascii="Times New Roman" w:hAnsi="Times New Roman" w:cs="Times New Roman"/>
-          <w:b/>
-          <w:bCs/>
-          <w:sz w:val="24"/>
-          <w:szCs w:val="24"/>
-        </w:rPr>
-        <w:t xml:space="preserve">* **Postulación a </w:t>
-      </w:r>
-      <w:proofErr w:type="gramStart"/>
-      <w:r>
-        <w:rPr>
-          <w:rFonts w:ascii="Times New Roman" w:hAnsi="Times New Roman" w:cs="Times New Roman"/>
-          <w:b/>
-          <w:bCs/>
-          <w:sz w:val="24"/>
-          <w:szCs w:val="24"/>
-        </w:rPr>
-        <w:t>Becas:*</w:t>
-      </w:r>
-      <w:proofErr w:type="gramEnd"/>
-      <w:r>
-        <w:rPr>
-          <w:rFonts w:ascii="Times New Roman" w:hAnsi="Times New Roman" w:cs="Times New Roman"/>
-          <w:b/>
-          <w:bCs/>
-          <w:sz w:val="24"/>
-          <w:szCs w:val="24"/>
-        </w:rPr>
-        <w:t>* Orientar al usuario a revisar las convocatorias vigentes y las bases de los programas. Informar que en el Perú la mayor parte de las becas estatales son administradas y otorgadas por el **PRONABEC**. Remarcar que durante las actividades de SOVIO también se brinda orientación presencial sobre los pasos para postular a estas becas.</w:t>
-      </w:r>
-    </w:p>
-    <w:p>
-      <w:pPr>
-        <w:rPr>
-          <w:rFonts w:ascii="Times New Roman" w:hAnsi="Times New Roman" w:cs="Times New Roman"/>
-          <w:b/>
-          <w:bCs/>
-          <w:sz w:val="24"/>
-          <w:szCs w:val="24"/>
-        </w:rPr>
-      </w:pPr>
-    </w:p>
-    <w:p>
-      <w:pPr>
-        <w:rPr>
-          <w:rFonts w:ascii="Times New Roman" w:hAnsi="Times New Roman" w:cs="Times New Roman"/>
-          <w:b/>
-          <w:bCs/>
-          <w:sz w:val="24"/>
-          <w:szCs w:val="24"/>
-        </w:rPr>
-      </w:pPr>
-      <w:r>
-        <w:rPr>
-          <w:rFonts w:ascii="Times New Roman" w:hAnsi="Times New Roman" w:cs="Times New Roman"/>
-          <w:b/>
-          <w:bCs/>
+          <w:sz w:val="24"/>
+          <w:szCs w:val="24"/>
+        </w:rPr>
+      </w:pPr>
+      <w:r>
+        <w:rPr>
+          <w:rFonts w:ascii="Times New Roman" w:hAnsi="Times New Roman" w:cs="Times New Roman"/>
+          <w:sz w:val="24"/>
+          <w:szCs w:val="24"/>
+        </w:rPr>
+        <w:t>* **Vocación vs. Mercado Laboral:** El asistente debe aconsejar que la mejor elección es aquella que logra un equilibrio entre la vocación (intereses, habilidades y aptitudes del usuario) y las oportunidades reales que ofrece el mercado de trabajo, asegurando satisfacción personal y sostenibilidad a futuro.</w:t>
+      </w:r>
+    </w:p>
+    <w:p>
+      <w:pPr>
+        <w:rPr>
+          <w:rFonts w:ascii="Times New Roman" w:hAnsi="Times New Roman" w:cs="Times New Roman"/>
+          <w:sz w:val="24"/>
+          <w:szCs w:val="24"/>
+        </w:rPr>
+      </w:pPr>
+      <w:r>
+        <w:rPr>
+          <w:rFonts w:ascii="Times New Roman" w:hAnsi="Times New Roman" w:cs="Times New Roman"/>
+          <w:sz w:val="24"/>
+          <w:szCs w:val="24"/>
+        </w:rPr>
+        <w:t>* **Definición de Proyecto de Vida:** Explicar al usuario que es un plan estructurado y personal para alcanzar metas académicas, profesionales y personales, edificado sobre la base del autoconocimiento y la responsabilidad.</w:t>
+      </w:r>
+    </w:p>
+    <w:p>
+      <w:pPr>
+        <w:rPr>
+          <w:rFonts w:ascii="Times New Roman" w:hAnsi="Times New Roman" w:cs="Times New Roman"/>
+          <w:sz w:val="24"/>
+          <w:szCs w:val="24"/>
+        </w:rPr>
+      </w:pPr>
+      <w:r>
+        <w:rPr>
+          <w:rFonts w:ascii="Times New Roman" w:hAnsi="Times New Roman" w:cs="Times New Roman"/>
+          <w:sz w:val="24"/>
+          <w:szCs w:val="24"/>
+        </w:rPr>
+        <w:t>* **Presión Familiar en la Elección:** Si el usuario expresa que su familia le exige estudiar una carrera que no le agrada, el asistente debe recomendarle escuchar con respeto sus intenciones (ya que buscan su bienestar), pero enfatizar que la decisión final debe responder a su propio proyecto de vida. Se le debe sugerir dialogar de forma asertiva, explicando los motivos de su elección y apoyándose en información sólida de la carrera de su interés.</w:t>
+      </w:r>
+    </w:p>
+    <w:p>
+      <w:pPr>
+        <w:rPr>
+          <w:rFonts w:ascii="Times New Roman" w:hAnsi="Times New Roman" w:cs="Times New Roman"/>
+          <w:sz w:val="24"/>
+          <w:szCs w:val="24"/>
+        </w:rPr>
+      </w:pPr>
+      <w:r>
+        <w:rPr>
+          <w:rFonts w:ascii="Times New Roman" w:hAnsi="Times New Roman" w:cs="Times New Roman"/>
+          <w:sz w:val="24"/>
+          <w:szCs w:val="24"/>
+        </w:rPr>
+        <w:t>* **Postulación a Becas:** Orientar al usuario a revisar las convocatorias vigentes y las bases de los programas. Informar que en el Perú la mayor parte de las becas estatales son administradas y otorgadas por el **PRONABEC**. Remarcar que durante las actividades de SOVIO también se brinda orientación presencial sobre los pasos para postular a estas becas.</w:t>
+      </w:r>
+    </w:p>
+    <w:p>
+      <w:pPr>
+        <w:rPr>
+          <w:rFonts w:ascii="Times New Roman" w:hAnsi="Times New Roman" w:cs="Times New Roman"/>
+          <w:sz w:val="24"/>
+          <w:szCs w:val="24"/>
+        </w:rPr>
+      </w:pPr>
+    </w:p>
+    <w:p>
+      <w:pPr>
+        <w:rPr>
+          <w:rFonts w:ascii="Times New Roman" w:hAnsi="Times New Roman" w:cs="Times New Roman"/>
+          <w:sz w:val="24"/>
+          <w:szCs w:val="24"/>
+        </w:rPr>
+      </w:pPr>
+      <w:r>
+        <w:rPr>
+          <w:rFonts w:ascii="Times New Roman" w:hAnsi="Times New Roman" w:cs="Times New Roman"/>
           <w:sz w:val="24"/>
           <w:szCs w:val="24"/>
         </w:rPr>
@@ -1410,142 +751,44 @@
       <w:pPr>
         <w:rPr>
           <w:rFonts w:ascii="Times New Roman" w:hAnsi="Times New Roman" w:cs="Times New Roman"/>
-          <w:b/>
-          <w:bCs/>
-          <w:sz w:val="24"/>
-          <w:szCs w:val="24"/>
-        </w:rPr>
-      </w:pPr>
-      <w:r>
-        <w:rPr>
-          <w:rFonts w:ascii="Times New Roman" w:hAnsi="Times New Roman" w:cs="Times New Roman"/>
-          <w:b/>
-          <w:bCs/>
-          <w:sz w:val="24"/>
-          <w:szCs w:val="24"/>
-        </w:rPr>
-        <w:t xml:space="preserve">* **Ubicación </w:t>
-      </w:r>
-      <w:proofErr w:type="gramStart"/>
-      <w:r>
-        <w:rPr>
-          <w:rFonts w:ascii="Times New Roman" w:hAnsi="Times New Roman" w:cs="Times New Roman"/>
-          <w:b/>
-          <w:bCs/>
-          <w:sz w:val="24"/>
-          <w:szCs w:val="24"/>
-        </w:rPr>
-        <w:t>Física:*</w:t>
-      </w:r>
-      <w:proofErr w:type="gramEnd"/>
-      <w:r>
-        <w:rPr>
-          <w:rFonts w:ascii="Times New Roman" w:hAnsi="Times New Roman" w:cs="Times New Roman"/>
-          <w:b/>
-          <w:bCs/>
-          <w:sz w:val="24"/>
-          <w:szCs w:val="24"/>
-        </w:rPr>
-        <w:t xml:space="preserve">* Oficina de la Dirección Regional de Trabajo y Promoción del Empleo de Puno, ubicada en el **Jr. Ayacucho </w:t>
-      </w:r>
-      <w:proofErr w:type="spellStart"/>
-      <w:r>
-        <w:rPr>
-          <w:rFonts w:ascii="Times New Roman" w:hAnsi="Times New Roman" w:cs="Times New Roman"/>
-          <w:b/>
-          <w:bCs/>
-          <w:sz w:val="24"/>
-          <w:szCs w:val="24"/>
-        </w:rPr>
-        <w:t>N.°</w:t>
-      </w:r>
-      <w:proofErr w:type="spellEnd"/>
-      <w:r>
-        <w:rPr>
-          <w:rFonts w:ascii="Times New Roman" w:hAnsi="Times New Roman" w:cs="Times New Roman"/>
-          <w:b/>
-          <w:bCs/>
-          <w:sz w:val="24"/>
-          <w:szCs w:val="24"/>
-        </w:rPr>
-        <w:t xml:space="preserve"> 658, Puno**.</w:t>
-      </w:r>
-    </w:p>
-    <w:p>
-      <w:pPr>
-        <w:rPr>
-          <w:rFonts w:ascii="Times New Roman" w:hAnsi="Times New Roman" w:cs="Times New Roman"/>
-          <w:b/>
-          <w:bCs/>
-          <w:sz w:val="24"/>
-          <w:szCs w:val="24"/>
-        </w:rPr>
-      </w:pPr>
-      <w:r>
-        <w:rPr>
-          <w:rFonts w:ascii="Times New Roman" w:hAnsi="Times New Roman" w:cs="Times New Roman"/>
-          <w:b/>
-          <w:bCs/>
-          <w:sz w:val="24"/>
-          <w:szCs w:val="24"/>
-        </w:rPr>
-        <w:t xml:space="preserve">* **Días de </w:t>
-      </w:r>
-      <w:proofErr w:type="gramStart"/>
-      <w:r>
-        <w:rPr>
-          <w:rFonts w:ascii="Times New Roman" w:hAnsi="Times New Roman" w:cs="Times New Roman"/>
-          <w:b/>
-          <w:bCs/>
-          <w:sz w:val="24"/>
-          <w:szCs w:val="24"/>
-        </w:rPr>
-        <w:t>Atención:*</w:t>
-      </w:r>
-      <w:proofErr w:type="gramEnd"/>
-      <w:r>
-        <w:rPr>
-          <w:rFonts w:ascii="Times New Roman" w:hAnsi="Times New Roman" w:cs="Times New Roman"/>
-          <w:b/>
-          <w:bCs/>
-          <w:sz w:val="24"/>
-          <w:szCs w:val="24"/>
-        </w:rPr>
-        <w:t>* De lunes a viernes.</w:t>
-      </w:r>
-    </w:p>
-    <w:p>
-      <w:r>
-        <w:rPr>
-          <w:rFonts w:ascii="Times New Roman" w:hAnsi="Times New Roman" w:cs="Times New Roman"/>
-          <w:b/>
-          <w:bCs/>
-          <w:sz w:val="24"/>
-          <w:szCs w:val="24"/>
-        </w:rPr>
-        <w:t xml:space="preserve">* **Horarios </w:t>
-      </w:r>
-      <w:proofErr w:type="gramStart"/>
-      <w:r>
-        <w:rPr>
-          <w:rFonts w:ascii="Times New Roman" w:hAnsi="Times New Roman" w:cs="Times New Roman"/>
-          <w:b/>
-          <w:bCs/>
-          <w:sz w:val="24"/>
-          <w:szCs w:val="24"/>
-        </w:rPr>
-        <w:t>Establecidos:*</w:t>
-      </w:r>
-      <w:proofErr w:type="gramEnd"/>
-      <w:r>
-        <w:rPr>
-          <w:rFonts w:ascii="Times New Roman" w:hAnsi="Times New Roman" w:cs="Times New Roman"/>
-          <w:b/>
-          <w:bCs/>
-          <w:sz w:val="24"/>
-          <w:szCs w:val="24"/>
-        </w:rPr>
-        <w:t>* Turno mañana de **8:00 a. m. a 1:00 p. m.** y turno tarde de **2:00 p. m. a 4:00 p. m.**</w:t>
+          <w:sz w:val="24"/>
+          <w:szCs w:val="24"/>
+        </w:rPr>
+      </w:pPr>
+      <w:r>
+        <w:rPr>
+          <w:rFonts w:ascii="Times New Roman" w:hAnsi="Times New Roman" w:cs="Times New Roman"/>
+          <w:sz w:val="24"/>
+          <w:szCs w:val="24"/>
+        </w:rPr>
+        <w:t>* **Ubicación Física:** Oficina de la Dirección Regional de Trabajo y Promoción del Empleo de Puno, ubicada en el **Jr. Ayacucho N.° 658, Puno**.</w:t>
+      </w:r>
+    </w:p>
+    <w:p>
+      <w:pPr>
+        <w:rPr>
+          <w:rFonts w:ascii="Times New Roman" w:hAnsi="Times New Roman" w:cs="Times New Roman"/>
+          <w:sz w:val="24"/>
+          <w:szCs w:val="24"/>
+        </w:rPr>
+      </w:pPr>
+      <w:r>
+        <w:rPr>
+          <w:rFonts w:ascii="Times New Roman" w:hAnsi="Times New Roman" w:cs="Times New Roman"/>
+          <w:sz w:val="24"/>
+          <w:szCs w:val="24"/>
+        </w:rPr>
+        <w:t>* **Días de Atención:** De lunes a viernes.</w:t>
+      </w:r>
+    </w:p>
+    <w:p>
+      <w:r>
+        <w:rPr>
+          <w:rFonts w:ascii="Times New Roman" w:hAnsi="Times New Roman" w:cs="Times New Roman"/>
+          <w:sz w:val="24"/>
+          <w:szCs w:val="24"/>
+        </w:rPr>
+        <w:t>* **Horarios Establecidos:** Turno mañana de **8:00 a. m. a 1:00 p. m.** y turno tarde de **2:00 p. m. a 4:00 p. m.**</w:t>
       </w:r>
     </w:p>
     <w:sectPr>
